--- a/hin/docx/002.content.docx
+++ b/hin/docx/002.content.docx
@@ -224,92 +224,9 @@
     </w:p>
     <w:p>
       <w:r>
-        <w:t>&lt;image: None&gt;</w:t>
-      </w:r>
-    </w:p>
-    <w:p>
-      <w:pPr/>
-      <w:r>
-        <w:rPr>
-          <w:lang w:val="hi_IN" w:bidi="hi_IN"/>
-        </w:rPr>
-      </w:r>
-      <w:hyperlink r:id="rId13">
-        <w:r>
-          <w:rPr>
-            <w:lang w:val="hi_IN" w:bidi="hi_IN"/>
-          </w:rPr>
-          <w:rPr>
-            <w:color w:val="0000EE"/>
-            <w:u w:val="single"/>
-          </w:rPr>
-          <w:t>link</w:t>
-        </w:r>
-      </w:hyperlink>
-      <w:r>
-        <w:rPr>
-          <w:lang w:val="hi_IN" w:bidi="hi_IN"/>
-        </w:rPr>
-      </w:r>
-      <w:r>
-        <w:rPr>
-          <w:lang w:val="hi_IN" w:bidi="hi_IN"/>
-        </w:rPr>
-      </w:r>
-    </w:p>
-    <w:p>
-      <w:pPr/>
-      <w:r>
-        <w:rPr>
-          <w:lang w:val="hi_IN" w:bidi="hi_IN"/>
-        </w:rPr>
-      </w:r>
-    </w:p>
-    <w:p>
-      <w:pPr>
-        <w:pStyle w:val="Heading2"/>
-      </w:pPr>
-      <w:r>
-        <w:rPr>
-          <w:lang w:val="hi_IN" w:bidi="hi_IN"/>
-        </w:rPr>
-        <w:t>अंगूर के बाग की चौकी मीनार</w:t>
-      </w:r>
-      <w:r>
-        <w:rPr>
-          <w:lang w:val="hi_IN" w:bidi="hi_IN"/>
-        </w:rPr>
-      </w:r>
-    </w:p>
-    <w:p>
-      <w:pPr>
-        <w:pStyle w:val="Heading4"/>
-      </w:pPr>
-      <w:r>
-        <w:rPr>
-          <w:lang w:val="hi_IN" w:bidi="hi_IN"/>
-        </w:rPr>
-        <w:t>Image Content</w:t>
-      </w:r>
-      <w:r>
-        <w:rPr>
-          <w:lang w:val="hi_IN" w:bidi="hi_IN"/>
-        </w:rPr>
-      </w:r>
-    </w:p>
-    <w:p>
-      <w:pPr/>
-      <w:r>
-        <w:rPr>
-          <w:lang w:val="hi_IN" w:bidi="hi_IN"/>
-        </w:rPr>
-      </w:r>
-    </w:p>
-    <w:p>
-      <w:r>
         <w:drawing>
           <wp:inline xmlns:a="http://schemas.openxmlformats.org/drawingml/2006/main" xmlns:pic="http://schemas.openxmlformats.org/drawingml/2006/picture">
-            <wp:extent cx="6096000" cy="4572000"/>
+            <wp:extent cx="6096000" cy="4090416"/>
             <wp:docPr id="1" name="Picture 1"/>
             <wp:cNvGraphicFramePr>
               <a:graphicFrameLocks noChangeAspect="1"/>
@@ -322,7 +239,349 @@
                     <pic:cNvPicPr/>
                   </pic:nvPicPr>
                   <pic:blipFill>
-                    <a:blip r:embed="rId14"/>
+                    <a:blip r:embed="rId13"/>
+                    <a:stretch>
+                      <a:fillRect/>
+                    </a:stretch>
+                  </pic:blipFill>
+                  <pic:spPr>
+                    <a:xfrm>
+                      <a:off x="0" y="0"/>
+                      <a:ext cx="6096000" cy="4090416"/>
+                    </a:xfrm>
+                    <a:prstGeom prst="rect"/>
+                  </pic:spPr>
+                </pic:pic>
+              </a:graphicData>
+            </a:graphic>
+          </wp:inline>
+        </w:drawing>
+      </w:r>
+    </w:p>
+    <w:p>
+      <w:pPr/>
+      <w:r>
+        <w:rPr>
+          <w:lang w:val="hi_IN" w:bidi="hi_IN"/>
+        </w:rPr>
+      </w:r>
+      <w:hyperlink r:id="rId14">
+        <w:r>
+          <w:rPr>
+            <w:lang w:val="hi_IN" w:bidi="hi_IN"/>
+          </w:rPr>
+          <w:rPr>
+            <w:color w:val="0000EE"/>
+            <w:u w:val="single"/>
+          </w:rPr>
+          <w:t>link</w:t>
+        </w:r>
+      </w:hyperlink>
+      <w:r>
+        <w:rPr>
+          <w:lang w:val="hi_IN" w:bidi="hi_IN"/>
+        </w:rPr>
+      </w:r>
+      <w:r>
+        <w:rPr>
+          <w:lang w:val="hi_IN" w:bidi="hi_IN"/>
+        </w:rPr>
+      </w:r>
+    </w:p>
+    <w:p>
+      <w:pPr/>
+      <w:r>
+        <w:rPr>
+          <w:lang w:val="hi_IN" w:bidi="hi_IN"/>
+        </w:rPr>
+      </w:r>
+    </w:p>
+    <w:p>
+      <w:pPr>
+        <w:pStyle w:val="Heading2"/>
+      </w:pPr>
+      <w:r>
+        <w:rPr>
+          <w:lang w:val="hi_IN" w:bidi="hi_IN"/>
+        </w:rPr>
+        <w:t>अंगूर का बाग</w:t>
+      </w:r>
+      <w:r>
+        <w:rPr>
+          <w:lang w:val="hi_IN" w:bidi="hi_IN"/>
+        </w:rPr>
+      </w:r>
+    </w:p>
+    <w:p>
+      <w:pPr>
+        <w:pStyle w:val="Heading4"/>
+      </w:pPr>
+      <w:r>
+        <w:rPr>
+          <w:lang w:val="hi_IN" w:bidi="hi_IN"/>
+        </w:rPr>
+        <w:t>Image Content</w:t>
+      </w:r>
+      <w:r>
+        <w:rPr>
+          <w:lang w:val="hi_IN" w:bidi="hi_IN"/>
+        </w:rPr>
+      </w:r>
+    </w:p>
+    <w:p>
+      <w:pPr/>
+      <w:r>
+        <w:rPr>
+          <w:lang w:val="hi_IN" w:bidi="hi_IN"/>
+        </w:rPr>
+      </w:r>
+    </w:p>
+    <w:p>
+      <w:r>
+        <w:drawing>
+          <wp:inline xmlns:a="http://schemas.openxmlformats.org/drawingml/2006/main" xmlns:pic="http://schemas.openxmlformats.org/drawingml/2006/picture">
+            <wp:extent cx="6096000" cy="4090416"/>
+            <wp:docPr id="2" name="Picture 2"/>
+            <wp:cNvGraphicFramePr>
+              <a:graphicFrameLocks noChangeAspect="1"/>
+            </wp:cNvGraphicFramePr>
+            <a:graphic>
+              <a:graphicData uri="http://schemas.openxmlformats.org/drawingml/2006/picture">
+                <pic:pic>
+                  <pic:nvPicPr>
+                    <pic:cNvPr id="0" name="image.jpg"/>
+                    <pic:cNvPicPr/>
+                  </pic:nvPicPr>
+                  <pic:blipFill>
+                    <a:blip r:embed="rId15"/>
+                    <a:stretch>
+                      <a:fillRect/>
+                    </a:stretch>
+                  </pic:blipFill>
+                  <pic:spPr>
+                    <a:xfrm>
+                      <a:off x="0" y="0"/>
+                      <a:ext cx="6096000" cy="4090416"/>
+                    </a:xfrm>
+                    <a:prstGeom prst="rect"/>
+                  </pic:spPr>
+                </pic:pic>
+              </a:graphicData>
+            </a:graphic>
+          </wp:inline>
+        </w:drawing>
+      </w:r>
+    </w:p>
+    <w:p>
+      <w:pPr/>
+      <w:r>
+        <w:rPr>
+          <w:lang w:val="hi_IN" w:bidi="hi_IN"/>
+        </w:rPr>
+      </w:r>
+      <w:hyperlink r:id="rId16">
+        <w:r>
+          <w:rPr>
+            <w:lang w:val="hi_IN" w:bidi="hi_IN"/>
+          </w:rPr>
+          <w:rPr>
+            <w:color w:val="0000EE"/>
+            <w:u w:val="single"/>
+          </w:rPr>
+          <w:t>link</w:t>
+        </w:r>
+      </w:hyperlink>
+      <w:r>
+        <w:rPr>
+          <w:lang w:val="hi_IN" w:bidi="hi_IN"/>
+        </w:rPr>
+      </w:r>
+      <w:r>
+        <w:rPr>
+          <w:lang w:val="hi_IN" w:bidi="hi_IN"/>
+        </w:rPr>
+      </w:r>
+    </w:p>
+    <w:p>
+      <w:pPr/>
+      <w:r>
+        <w:rPr>
+          <w:lang w:val="hi_IN" w:bidi="hi_IN"/>
+        </w:rPr>
+      </w:r>
+    </w:p>
+    <w:p>
+      <w:pPr>
+        <w:pStyle w:val="Heading2"/>
+      </w:pPr>
+      <w:r>
+        <w:rPr>
+          <w:lang w:val="hi_IN" w:bidi="hi_IN"/>
+        </w:rPr>
+        <w:t>अंगूर का बाग</w:t>
+      </w:r>
+      <w:r>
+        <w:rPr>
+          <w:lang w:val="hi_IN" w:bidi="hi_IN"/>
+        </w:rPr>
+      </w:r>
+    </w:p>
+    <w:p>
+      <w:pPr>
+        <w:pStyle w:val="Heading4"/>
+      </w:pPr>
+      <w:r>
+        <w:rPr>
+          <w:lang w:val="hi_IN" w:bidi="hi_IN"/>
+        </w:rPr>
+        <w:t>Image Content</w:t>
+      </w:r>
+      <w:r>
+        <w:rPr>
+          <w:lang w:val="hi_IN" w:bidi="hi_IN"/>
+        </w:rPr>
+      </w:r>
+    </w:p>
+    <w:p>
+      <w:pPr/>
+      <w:r>
+        <w:rPr>
+          <w:lang w:val="hi_IN" w:bidi="hi_IN"/>
+        </w:rPr>
+      </w:r>
+    </w:p>
+    <w:p>
+      <w:r>
+        <w:drawing>
+          <wp:inline xmlns:a="http://schemas.openxmlformats.org/drawingml/2006/main" xmlns:pic="http://schemas.openxmlformats.org/drawingml/2006/picture">
+            <wp:extent cx="6096000" cy="4090416"/>
+            <wp:docPr id="3" name="Picture 3"/>
+            <wp:cNvGraphicFramePr>
+              <a:graphicFrameLocks noChangeAspect="1"/>
+            </wp:cNvGraphicFramePr>
+            <a:graphic>
+              <a:graphicData uri="http://schemas.openxmlformats.org/drawingml/2006/picture">
+                <pic:pic>
+                  <pic:nvPicPr>
+                    <pic:cNvPr id="0" name="image.jpg"/>
+                    <pic:cNvPicPr/>
+                  </pic:nvPicPr>
+                  <pic:blipFill>
+                    <a:blip r:embed="rId17"/>
+                    <a:stretch>
+                      <a:fillRect/>
+                    </a:stretch>
+                  </pic:blipFill>
+                  <pic:spPr>
+                    <a:xfrm>
+                      <a:off x="0" y="0"/>
+                      <a:ext cx="6096000" cy="4090416"/>
+                    </a:xfrm>
+                    <a:prstGeom prst="rect"/>
+                  </pic:spPr>
+                </pic:pic>
+              </a:graphicData>
+            </a:graphic>
+          </wp:inline>
+        </w:drawing>
+      </w:r>
+    </w:p>
+    <w:p>
+      <w:pPr/>
+      <w:r>
+        <w:rPr>
+          <w:lang w:val="hi_IN" w:bidi="hi_IN"/>
+        </w:rPr>
+      </w:r>
+      <w:hyperlink r:id="rId18">
+        <w:r>
+          <w:rPr>
+            <w:lang w:val="hi_IN" w:bidi="hi_IN"/>
+          </w:rPr>
+          <w:rPr>
+            <w:color w:val="0000EE"/>
+            <w:u w:val="single"/>
+          </w:rPr>
+          <w:t>link</w:t>
+        </w:r>
+      </w:hyperlink>
+      <w:r>
+        <w:rPr>
+          <w:lang w:val="hi_IN" w:bidi="hi_IN"/>
+        </w:rPr>
+      </w:r>
+      <w:r>
+        <w:rPr>
+          <w:lang w:val="hi_IN" w:bidi="hi_IN"/>
+        </w:rPr>
+      </w:r>
+    </w:p>
+    <w:p>
+      <w:pPr/>
+      <w:r>
+        <w:rPr>
+          <w:lang w:val="hi_IN" w:bidi="hi_IN"/>
+        </w:rPr>
+      </w:r>
+    </w:p>
+    <w:p>
+      <w:pPr>
+        <w:pStyle w:val="Heading2"/>
+      </w:pPr>
+      <w:r>
+        <w:rPr>
+          <w:lang w:val="hi_IN" w:bidi="hi_IN"/>
+        </w:rPr>
+        <w:t>अंगूर के बाग की चौकी मीनार</w:t>
+      </w:r>
+      <w:r>
+        <w:rPr>
+          <w:lang w:val="hi_IN" w:bidi="hi_IN"/>
+        </w:rPr>
+      </w:r>
+    </w:p>
+    <w:p>
+      <w:pPr>
+        <w:pStyle w:val="Heading4"/>
+      </w:pPr>
+      <w:r>
+        <w:rPr>
+          <w:lang w:val="hi_IN" w:bidi="hi_IN"/>
+        </w:rPr>
+        <w:t>Image Content</w:t>
+      </w:r>
+      <w:r>
+        <w:rPr>
+          <w:lang w:val="hi_IN" w:bidi="hi_IN"/>
+        </w:rPr>
+      </w:r>
+    </w:p>
+    <w:p>
+      <w:pPr/>
+      <w:r>
+        <w:rPr>
+          <w:lang w:val="hi_IN" w:bidi="hi_IN"/>
+        </w:rPr>
+      </w:r>
+    </w:p>
+    <w:p>
+      <w:r>
+        <w:drawing>
+          <wp:inline xmlns:a="http://schemas.openxmlformats.org/drawingml/2006/main" xmlns:pic="http://schemas.openxmlformats.org/drawingml/2006/picture">
+            <wp:extent cx="6096000" cy="4572000"/>
+            <wp:docPr id="4" name="Picture 4"/>
+            <wp:cNvGraphicFramePr>
+              <a:graphicFrameLocks noChangeAspect="1"/>
+            </wp:cNvGraphicFramePr>
+            <a:graphic>
+              <a:graphicData uri="http://schemas.openxmlformats.org/drawingml/2006/picture">
+                <pic:pic>
+                  <pic:nvPicPr>
+                    <pic:cNvPr id="0" name="image.jpg"/>
+                    <pic:cNvPicPr/>
+                  </pic:nvPicPr>
+                  <pic:blipFill>
+                    <a:blip r:embed="rId19"/>
                     <a:stretch>
                       <a:fillRect/>
                     </a:stretch>
@@ -348,7 +607,7 @@
           <w:lang w:val="hi_IN" w:bidi="hi_IN"/>
         </w:rPr>
       </w:r>
-      <w:hyperlink r:id="rId15">
+      <w:hyperlink r:id="rId20">
         <w:r>
           <w:rPr>
             <w:lang w:val="hi_IN" w:bidi="hi_IN"/>
@@ -424,7 +683,7 @@
         <w:drawing>
           <wp:inline xmlns:a="http://schemas.openxmlformats.org/drawingml/2006/main" xmlns:pic="http://schemas.openxmlformats.org/drawingml/2006/picture">
             <wp:extent cx="6096000" cy="3432048"/>
-            <wp:docPr id="2" name="Picture 2"/>
+            <wp:docPr id="5" name="Picture 5"/>
             <wp:cNvGraphicFramePr>
               <a:graphicFrameLocks noChangeAspect="1"/>
             </wp:cNvGraphicFramePr>
@@ -436,7 +695,7 @@
                     <pic:cNvPicPr/>
                   </pic:nvPicPr>
                   <pic:blipFill>
-                    <a:blip r:embed="rId16"/>
+                    <a:blip r:embed="rId21"/>
                     <a:stretch>
                       <a:fillRect/>
                     </a:stretch>
@@ -462,7 +721,7 @@
           <w:lang w:val="hi_IN" w:bidi="hi_IN"/>
         </w:rPr>
       </w:r>
-      <w:hyperlink r:id="rId17">
+      <w:hyperlink r:id="rId22">
         <w:r>
           <w:rPr>
             <w:lang w:val="hi_IN" w:bidi="hi_IN"/>
@@ -538,7 +797,7 @@
         <w:drawing>
           <wp:inline xmlns:a="http://schemas.openxmlformats.org/drawingml/2006/main" xmlns:pic="http://schemas.openxmlformats.org/drawingml/2006/picture">
             <wp:extent cx="6096000" cy="4572000"/>
-            <wp:docPr id="3" name="Picture 3"/>
+            <wp:docPr id="6" name="Picture 6"/>
             <wp:cNvGraphicFramePr>
               <a:graphicFrameLocks noChangeAspect="1"/>
             </wp:cNvGraphicFramePr>
@@ -550,7 +809,7 @@
                     <pic:cNvPicPr/>
                   </pic:nvPicPr>
                   <pic:blipFill>
-                    <a:blip r:embed="rId18"/>
+                    <a:blip r:embed="rId23"/>
                     <a:stretch>
                       <a:fillRect/>
                     </a:stretch>
@@ -576,7 +835,7 @@
           <w:lang w:val="hi_IN" w:bidi="hi_IN"/>
         </w:rPr>
       </w:r>
-      <w:hyperlink r:id="rId19">
+      <w:hyperlink r:id="rId24">
         <w:r>
           <w:rPr>
             <w:lang w:val="hi_IN" w:bidi="hi_IN"/>
@@ -652,7 +911,7 @@
         <w:drawing>
           <wp:inline xmlns:a="http://schemas.openxmlformats.org/drawingml/2006/main" xmlns:pic="http://schemas.openxmlformats.org/drawingml/2006/picture">
             <wp:extent cx="6096000" cy="4572000"/>
-            <wp:docPr id="4" name="Picture 4"/>
+            <wp:docPr id="7" name="Picture 7"/>
             <wp:cNvGraphicFramePr>
               <a:graphicFrameLocks noChangeAspect="1"/>
             </wp:cNvGraphicFramePr>
@@ -664,7 +923,7 @@
                     <pic:cNvPicPr/>
                   </pic:nvPicPr>
                   <pic:blipFill>
-                    <a:blip r:embed="rId20"/>
+                    <a:blip r:embed="rId25"/>
                     <a:stretch>
                       <a:fillRect/>
                     </a:stretch>
@@ -690,7 +949,7 @@
           <w:lang w:val="hi_IN" w:bidi="hi_IN"/>
         </w:rPr>
       </w:r>
-      <w:hyperlink r:id="rId21">
+      <w:hyperlink r:id="rId26">
         <w:r>
           <w:rPr>
             <w:lang w:val="hi_IN" w:bidi="hi_IN"/>
@@ -766,7 +1025,7 @@
         <w:drawing>
           <wp:inline xmlns:a="http://schemas.openxmlformats.org/drawingml/2006/main" xmlns:pic="http://schemas.openxmlformats.org/drawingml/2006/picture">
             <wp:extent cx="6096000" cy="3480816"/>
-            <wp:docPr id="5" name="Picture 5"/>
+            <wp:docPr id="8" name="Picture 8"/>
             <wp:cNvGraphicFramePr>
               <a:graphicFrameLocks noChangeAspect="1"/>
             </wp:cNvGraphicFramePr>
@@ -778,7 +1037,7 @@
                     <pic:cNvPicPr/>
                   </pic:nvPicPr>
                   <pic:blipFill>
-                    <a:blip r:embed="rId22"/>
+                    <a:blip r:embed="rId27"/>
                     <a:stretch>
                       <a:fillRect/>
                     </a:stretch>
@@ -804,7 +1063,7 @@
           <w:lang w:val="hi_IN" w:bidi="hi_IN"/>
         </w:rPr>
       </w:r>
-      <w:hyperlink r:id="rId23">
+      <w:hyperlink r:id="rId28">
         <w:r>
           <w:rPr>
             <w:lang w:val="hi_IN" w:bidi="hi_IN"/>
@@ -880,7 +1139,7 @@
         <w:drawing>
           <wp:inline xmlns:a="http://schemas.openxmlformats.org/drawingml/2006/main" xmlns:pic="http://schemas.openxmlformats.org/drawingml/2006/picture">
             <wp:extent cx="6096000" cy="4066032"/>
-            <wp:docPr id="6" name="Picture 6"/>
+            <wp:docPr id="9" name="Picture 9"/>
             <wp:cNvGraphicFramePr>
               <a:graphicFrameLocks noChangeAspect="1"/>
             </wp:cNvGraphicFramePr>
@@ -892,7 +1151,7 @@
                     <pic:cNvPicPr/>
                   </pic:nvPicPr>
                   <pic:blipFill>
-                    <a:blip r:embed="rId24"/>
+                    <a:blip r:embed="rId29"/>
                     <a:stretch>
                       <a:fillRect/>
                     </a:stretch>
@@ -918,7 +1177,7 @@
           <w:lang w:val="hi_IN" w:bidi="hi_IN"/>
         </w:rPr>
       </w:r>
-      <w:hyperlink r:id="rId25">
+      <w:hyperlink r:id="rId30">
         <w:r>
           <w:rPr>
             <w:lang w:val="hi_IN" w:bidi="hi_IN"/>
@@ -994,7 +1253,7 @@
         <w:drawing>
           <wp:inline xmlns:a="http://schemas.openxmlformats.org/drawingml/2006/main" xmlns:pic="http://schemas.openxmlformats.org/drawingml/2006/picture">
             <wp:extent cx="6096000" cy="4066032"/>
-            <wp:docPr id="7" name="Picture 7"/>
+            <wp:docPr id="10" name="Picture 10"/>
             <wp:cNvGraphicFramePr>
               <a:graphicFrameLocks noChangeAspect="1"/>
             </wp:cNvGraphicFramePr>
@@ -1006,7 +1265,7 @@
                     <pic:cNvPicPr/>
                   </pic:nvPicPr>
                   <pic:blipFill>
-                    <a:blip r:embed="rId26"/>
+                    <a:blip r:embed="rId31"/>
                     <a:stretch>
                       <a:fillRect/>
                     </a:stretch>
@@ -1032,7 +1291,7 @@
           <w:lang w:val="hi_IN" w:bidi="hi_IN"/>
         </w:rPr>
       </w:r>
-      <w:hyperlink r:id="rId27">
+      <w:hyperlink r:id="rId32">
         <w:r>
           <w:rPr>
             <w:lang w:val="hi_IN" w:bidi="hi_IN"/>
@@ -1108,7 +1367,7 @@
         <w:drawing>
           <wp:inline xmlns:a="http://schemas.openxmlformats.org/drawingml/2006/main" xmlns:pic="http://schemas.openxmlformats.org/drawingml/2006/picture">
             <wp:extent cx="6096000" cy="3413760"/>
-            <wp:docPr id="8" name="Picture 8"/>
+            <wp:docPr id="11" name="Picture 11"/>
             <wp:cNvGraphicFramePr>
               <a:graphicFrameLocks noChangeAspect="1"/>
             </wp:cNvGraphicFramePr>
@@ -1120,7 +1379,7 @@
                     <pic:cNvPicPr/>
                   </pic:nvPicPr>
                   <pic:blipFill>
-                    <a:blip r:embed="rId28"/>
+                    <a:blip r:embed="rId33"/>
                     <a:stretch>
                       <a:fillRect/>
                     </a:stretch>
@@ -1146,7 +1405,7 @@
           <w:lang w:val="hi_IN" w:bidi="hi_IN"/>
         </w:rPr>
       </w:r>
-      <w:hyperlink r:id="rId29">
+      <w:hyperlink r:id="rId34">
         <w:r>
           <w:rPr>
             <w:lang w:val="hi_IN" w:bidi="hi_IN"/>
@@ -1222,7 +1481,7 @@
         <w:drawing>
           <wp:inline xmlns:a="http://schemas.openxmlformats.org/drawingml/2006/main" xmlns:pic="http://schemas.openxmlformats.org/drawingml/2006/picture">
             <wp:extent cx="6096000" cy="3432048"/>
-            <wp:docPr id="9" name="Picture 9"/>
+            <wp:docPr id="12" name="Picture 12"/>
             <wp:cNvGraphicFramePr>
               <a:graphicFrameLocks noChangeAspect="1"/>
             </wp:cNvGraphicFramePr>
@@ -1234,7 +1493,7 @@
                     <pic:cNvPicPr/>
                   </pic:nvPicPr>
                   <pic:blipFill>
-                    <a:blip r:embed="rId30"/>
+                    <a:blip r:embed="rId35"/>
                     <a:stretch>
                       <a:fillRect/>
                     </a:stretch>
@@ -1260,7 +1519,7 @@
           <w:lang w:val="hi_IN" w:bidi="hi_IN"/>
         </w:rPr>
       </w:r>
-      <w:hyperlink r:id="rId31">
+      <w:hyperlink r:id="rId36">
         <w:r>
           <w:rPr>
             <w:lang w:val="hi_IN" w:bidi="hi_IN"/>
@@ -1336,7 +1595,7 @@
         <w:drawing>
           <wp:inline xmlns:a="http://schemas.openxmlformats.org/drawingml/2006/main" xmlns:pic="http://schemas.openxmlformats.org/drawingml/2006/picture">
             <wp:extent cx="6096000" cy="3432048"/>
-            <wp:docPr id="10" name="Picture 10"/>
+            <wp:docPr id="13" name="Picture 13"/>
             <wp:cNvGraphicFramePr>
               <a:graphicFrameLocks noChangeAspect="1"/>
             </wp:cNvGraphicFramePr>
@@ -1348,7 +1607,7 @@
                     <pic:cNvPicPr/>
                   </pic:nvPicPr>
                   <pic:blipFill>
-                    <a:blip r:embed="rId32"/>
+                    <a:blip r:embed="rId37"/>
                     <a:stretch>
                       <a:fillRect/>
                     </a:stretch>
@@ -1374,7 +1633,7 @@
           <w:lang w:val="hi_IN" w:bidi="hi_IN"/>
         </w:rPr>
       </w:r>
-      <w:hyperlink r:id="rId33">
+      <w:hyperlink r:id="rId38">
         <w:r>
           <w:rPr>
             <w:lang w:val="hi_IN" w:bidi="hi_IN"/>
@@ -1450,7 +1709,7 @@
         <w:drawing>
           <wp:inline xmlns:a="http://schemas.openxmlformats.org/drawingml/2006/main" xmlns:pic="http://schemas.openxmlformats.org/drawingml/2006/picture">
             <wp:extent cx="6096000" cy="4066032"/>
-            <wp:docPr id="11" name="Picture 11"/>
+            <wp:docPr id="14" name="Picture 14"/>
             <wp:cNvGraphicFramePr>
               <a:graphicFrameLocks noChangeAspect="1"/>
             </wp:cNvGraphicFramePr>
@@ -1462,7 +1721,7 @@
                     <pic:cNvPicPr/>
                   </pic:nvPicPr>
                   <pic:blipFill>
-                    <a:blip r:embed="rId34"/>
+                    <a:blip r:embed="rId39"/>
                     <a:stretch>
                       <a:fillRect/>
                     </a:stretch>
@@ -1488,7 +1747,7 @@
           <w:lang w:val="hi_IN" w:bidi="hi_IN"/>
         </w:rPr>
       </w:r>
-      <w:hyperlink r:id="rId35">
+      <w:hyperlink r:id="rId40">
         <w:r>
           <w:rPr>
             <w:lang w:val="hi_IN" w:bidi="hi_IN"/>
@@ -1564,7 +1823,7 @@
         <w:drawing>
           <wp:inline xmlns:a="http://schemas.openxmlformats.org/drawingml/2006/main" xmlns:pic="http://schemas.openxmlformats.org/drawingml/2006/picture">
             <wp:extent cx="6096000" cy="3432048"/>
-            <wp:docPr id="12" name="Picture 12"/>
+            <wp:docPr id="15" name="Picture 15"/>
             <wp:cNvGraphicFramePr>
               <a:graphicFrameLocks noChangeAspect="1"/>
             </wp:cNvGraphicFramePr>
@@ -1576,7 +1835,7 @@
                     <pic:cNvPicPr/>
                   </pic:nvPicPr>
                   <pic:blipFill>
-                    <a:blip r:embed="rId36"/>
+                    <a:blip r:embed="rId41"/>
                     <a:stretch>
                       <a:fillRect/>
                     </a:stretch>
@@ -1602,7 +1861,7 @@
           <w:lang w:val="hi_IN" w:bidi="hi_IN"/>
         </w:rPr>
       </w:r>
-      <w:hyperlink r:id="rId37">
+      <w:hyperlink r:id="rId42">
         <w:r>
           <w:rPr>
             <w:lang w:val="hi_IN" w:bidi="hi_IN"/>
@@ -1678,7 +1937,7 @@
         <w:drawing>
           <wp:inline xmlns:a="http://schemas.openxmlformats.org/drawingml/2006/main" xmlns:pic="http://schemas.openxmlformats.org/drawingml/2006/picture">
             <wp:extent cx="6096000" cy="3432048"/>
-            <wp:docPr id="13" name="Picture 13"/>
+            <wp:docPr id="16" name="Picture 16"/>
             <wp:cNvGraphicFramePr>
               <a:graphicFrameLocks noChangeAspect="1"/>
             </wp:cNvGraphicFramePr>
@@ -1690,7 +1949,7 @@
                     <pic:cNvPicPr/>
                   </pic:nvPicPr>
                   <pic:blipFill>
-                    <a:blip r:embed="rId38"/>
+                    <a:blip r:embed="rId43"/>
                     <a:stretch>
                       <a:fillRect/>
                     </a:stretch>
@@ -1716,7 +1975,7 @@
           <w:lang w:val="hi_IN" w:bidi="hi_IN"/>
         </w:rPr>
       </w:r>
-      <w:hyperlink r:id="rId39">
+      <w:hyperlink r:id="rId44">
         <w:r>
           <w:rPr>
             <w:lang w:val="hi_IN" w:bidi="hi_IN"/>
@@ -1792,7 +2051,7 @@
         <w:drawing>
           <wp:inline xmlns:a="http://schemas.openxmlformats.org/drawingml/2006/main" xmlns:pic="http://schemas.openxmlformats.org/drawingml/2006/picture">
             <wp:extent cx="6096000" cy="4297680"/>
-            <wp:docPr id="14" name="Picture 14"/>
+            <wp:docPr id="17" name="Picture 17"/>
             <wp:cNvGraphicFramePr>
               <a:graphicFrameLocks noChangeAspect="1"/>
             </wp:cNvGraphicFramePr>
@@ -1804,7 +2063,7 @@
                     <pic:cNvPicPr/>
                   </pic:nvPicPr>
                   <pic:blipFill>
-                    <a:blip r:embed="rId40"/>
+                    <a:blip r:embed="rId45"/>
                     <a:stretch>
                       <a:fillRect/>
                     </a:stretch>
@@ -1830,7 +2089,7 @@
           <w:lang w:val="hi_IN" w:bidi="hi_IN"/>
         </w:rPr>
       </w:r>
-      <w:hyperlink r:id="rId41">
+      <w:hyperlink r:id="rId46">
         <w:r>
           <w:rPr>
             <w:lang w:val="hi_IN" w:bidi="hi_IN"/>
@@ -1906,7 +2165,7 @@
         <w:drawing>
           <wp:inline xmlns:a="http://schemas.openxmlformats.org/drawingml/2006/main" xmlns:pic="http://schemas.openxmlformats.org/drawingml/2006/picture">
             <wp:extent cx="6096000" cy="4066032"/>
-            <wp:docPr id="15" name="Picture 15"/>
+            <wp:docPr id="18" name="Picture 18"/>
             <wp:cNvGraphicFramePr>
               <a:graphicFrameLocks noChangeAspect="1"/>
             </wp:cNvGraphicFramePr>
@@ -1918,7 +2177,7 @@
                     <pic:cNvPicPr/>
                   </pic:nvPicPr>
                   <pic:blipFill>
-                    <a:blip r:embed="rId42"/>
+                    <a:blip r:embed="rId47"/>
                     <a:stretch>
                       <a:fillRect/>
                     </a:stretch>
@@ -1944,7 +2203,7 @@
           <w:lang w:val="hi_IN" w:bidi="hi_IN"/>
         </w:rPr>
       </w:r>
-      <w:hyperlink r:id="rId43">
+      <w:hyperlink r:id="rId48">
         <w:r>
           <w:rPr>
             <w:lang w:val="hi_IN" w:bidi="hi_IN"/>
@@ -2020,7 +2279,7 @@
         <w:drawing>
           <wp:inline xmlns:a="http://schemas.openxmlformats.org/drawingml/2006/main" xmlns:pic="http://schemas.openxmlformats.org/drawingml/2006/picture">
             <wp:extent cx="6096000" cy="8128000"/>
-            <wp:docPr id="16" name="Picture 16"/>
+            <wp:docPr id="19" name="Picture 19"/>
             <wp:cNvGraphicFramePr>
               <a:graphicFrameLocks noChangeAspect="1"/>
             </wp:cNvGraphicFramePr>
@@ -2032,7 +2291,7 @@
                     <pic:cNvPicPr/>
                   </pic:nvPicPr>
                   <pic:blipFill>
-                    <a:blip r:embed="rId44"/>
+                    <a:blip r:embed="rId49"/>
                     <a:stretch>
                       <a:fillRect/>
                     </a:stretch>
@@ -2058,7 +2317,7 @@
           <w:lang w:val="hi_IN" w:bidi="hi_IN"/>
         </w:rPr>
       </w:r>
-      <w:hyperlink r:id="rId45">
+      <w:hyperlink r:id="rId50">
         <w:r>
           <w:rPr>
             <w:lang w:val="hi_IN" w:bidi="hi_IN"/>
@@ -2134,7 +2393,7 @@
         <w:drawing>
           <wp:inline xmlns:a="http://schemas.openxmlformats.org/drawingml/2006/main" xmlns:pic="http://schemas.openxmlformats.org/drawingml/2006/picture">
             <wp:extent cx="6096000" cy="8502092"/>
-            <wp:docPr id="17" name="Picture 17"/>
+            <wp:docPr id="20" name="Picture 20"/>
             <wp:cNvGraphicFramePr>
               <a:graphicFrameLocks noChangeAspect="1"/>
             </wp:cNvGraphicFramePr>
@@ -2146,7 +2405,7 @@
                     <pic:cNvPicPr/>
                   </pic:nvPicPr>
                   <pic:blipFill>
-                    <a:blip r:embed="rId46"/>
+                    <a:blip r:embed="rId51"/>
                     <a:stretch>
                       <a:fillRect/>
                     </a:stretch>
@@ -2172,7 +2431,7 @@
           <w:lang w:val="hi_IN" w:bidi="hi_IN"/>
         </w:rPr>
       </w:r>
-      <w:hyperlink r:id="rId47">
+      <w:hyperlink r:id="rId52">
         <w:r>
           <w:rPr>
             <w:lang w:val="hi_IN" w:bidi="hi_IN"/>
@@ -2248,7 +2507,7 @@
         <w:drawing>
           <wp:inline xmlns:a="http://schemas.openxmlformats.org/drawingml/2006/main" xmlns:pic="http://schemas.openxmlformats.org/drawingml/2006/picture">
             <wp:extent cx="6096000" cy="8260163"/>
-            <wp:docPr id="18" name="Picture 18"/>
+            <wp:docPr id="21" name="Picture 21"/>
             <wp:cNvGraphicFramePr>
               <a:graphicFrameLocks noChangeAspect="1"/>
             </wp:cNvGraphicFramePr>
@@ -2260,7 +2519,7 @@
                     <pic:cNvPicPr/>
                   </pic:nvPicPr>
                   <pic:blipFill>
-                    <a:blip r:embed="rId48"/>
+                    <a:blip r:embed="rId53"/>
                     <a:stretch>
                       <a:fillRect/>
                     </a:stretch>
@@ -2286,7 +2545,7 @@
           <w:lang w:val="hi_IN" w:bidi="hi_IN"/>
         </w:rPr>
       </w:r>
-      <w:hyperlink r:id="rId49">
+      <w:hyperlink r:id="rId54">
         <w:r>
           <w:rPr>
             <w:lang w:val="hi_IN" w:bidi="hi_IN"/>
@@ -2362,7 +2621,7 @@
         <w:drawing>
           <wp:inline xmlns:a="http://schemas.openxmlformats.org/drawingml/2006/main" xmlns:pic="http://schemas.openxmlformats.org/drawingml/2006/picture">
             <wp:extent cx="6096000" cy="9148583"/>
-            <wp:docPr id="19" name="Picture 19"/>
+            <wp:docPr id="22" name="Picture 22"/>
             <wp:cNvGraphicFramePr>
               <a:graphicFrameLocks noChangeAspect="1"/>
             </wp:cNvGraphicFramePr>
@@ -2374,7 +2633,7 @@
                     <pic:cNvPicPr/>
                   </pic:nvPicPr>
                   <pic:blipFill>
-                    <a:blip r:embed="rId50"/>
+                    <a:blip r:embed="rId55"/>
                     <a:stretch>
                       <a:fillRect/>
                     </a:stretch>
@@ -2400,7 +2659,7 @@
           <w:lang w:val="hi_IN" w:bidi="hi_IN"/>
         </w:rPr>
       </w:r>
-      <w:hyperlink r:id="rId51">
+      <w:hyperlink r:id="rId56">
         <w:r>
           <w:rPr>
             <w:lang w:val="hi_IN" w:bidi="hi_IN"/>
@@ -2476,7 +2735,7 @@
         <w:drawing>
           <wp:inline xmlns:a="http://schemas.openxmlformats.org/drawingml/2006/main" xmlns:pic="http://schemas.openxmlformats.org/drawingml/2006/picture">
             <wp:extent cx="6096000" cy="4066032"/>
-            <wp:docPr id="20" name="Picture 20"/>
+            <wp:docPr id="23" name="Picture 23"/>
             <wp:cNvGraphicFramePr>
               <a:graphicFrameLocks noChangeAspect="1"/>
             </wp:cNvGraphicFramePr>
@@ -2488,7 +2747,7 @@
                     <pic:cNvPicPr/>
                   </pic:nvPicPr>
                   <pic:blipFill>
-                    <a:blip r:embed="rId52"/>
+                    <a:blip r:embed="rId57"/>
                     <a:stretch>
                       <a:fillRect/>
                     </a:stretch>
@@ -2514,7 +2773,7 @@
           <w:lang w:val="hi_IN" w:bidi="hi_IN"/>
         </w:rPr>
       </w:r>
-      <w:hyperlink r:id="rId53">
+      <w:hyperlink r:id="rId58">
         <w:r>
           <w:rPr>
             <w:lang w:val="hi_IN" w:bidi="hi_IN"/>
@@ -2590,7 +2849,7 @@
         <w:drawing>
           <wp:inline xmlns:a="http://schemas.openxmlformats.org/drawingml/2006/main" xmlns:pic="http://schemas.openxmlformats.org/drawingml/2006/picture">
             <wp:extent cx="6096000" cy="4066032"/>
-            <wp:docPr id="21" name="Picture 21"/>
+            <wp:docPr id="24" name="Picture 24"/>
             <wp:cNvGraphicFramePr>
               <a:graphicFrameLocks noChangeAspect="1"/>
             </wp:cNvGraphicFramePr>
@@ -2602,7 +2861,7 @@
                     <pic:cNvPicPr/>
                   </pic:nvPicPr>
                   <pic:blipFill>
-                    <a:blip r:embed="rId54"/>
+                    <a:blip r:embed="rId59"/>
                     <a:stretch>
                       <a:fillRect/>
                     </a:stretch>
@@ -2628,7 +2887,7 @@
           <w:lang w:val="hi_IN" w:bidi="hi_IN"/>
         </w:rPr>
       </w:r>
-      <w:hyperlink r:id="rId55">
+      <w:hyperlink r:id="rId60">
         <w:r>
           <w:rPr>
             <w:lang w:val="hi_IN" w:bidi="hi_IN"/>
@@ -2704,7 +2963,7 @@
         <w:drawing>
           <wp:inline xmlns:a="http://schemas.openxmlformats.org/drawingml/2006/main" xmlns:pic="http://schemas.openxmlformats.org/drawingml/2006/picture">
             <wp:extent cx="6096000" cy="4066032"/>
-            <wp:docPr id="22" name="Picture 22"/>
+            <wp:docPr id="25" name="Picture 25"/>
             <wp:cNvGraphicFramePr>
               <a:graphicFrameLocks noChangeAspect="1"/>
             </wp:cNvGraphicFramePr>
@@ -2716,7 +2975,7 @@
                     <pic:cNvPicPr/>
                   </pic:nvPicPr>
                   <pic:blipFill>
-                    <a:blip r:embed="rId56"/>
+                    <a:blip r:embed="rId61"/>
                     <a:stretch>
                       <a:fillRect/>
                     </a:stretch>
@@ -2742,7 +3001,7 @@
           <w:lang w:val="hi_IN" w:bidi="hi_IN"/>
         </w:rPr>
       </w:r>
-      <w:hyperlink r:id="rId57">
+      <w:hyperlink r:id="rId62">
         <w:r>
           <w:rPr>
             <w:lang w:val="hi_IN" w:bidi="hi_IN"/>
@@ -2818,7 +3077,7 @@
         <w:drawing>
           <wp:inline xmlns:a="http://schemas.openxmlformats.org/drawingml/2006/main" xmlns:pic="http://schemas.openxmlformats.org/drawingml/2006/picture">
             <wp:extent cx="6096000" cy="4572000"/>
-            <wp:docPr id="23" name="Picture 23"/>
+            <wp:docPr id="26" name="Picture 26"/>
             <wp:cNvGraphicFramePr>
               <a:graphicFrameLocks noChangeAspect="1"/>
             </wp:cNvGraphicFramePr>
@@ -2830,7 +3089,7 @@
                     <pic:cNvPicPr/>
                   </pic:nvPicPr>
                   <pic:blipFill>
-                    <a:blip r:embed="rId58"/>
+                    <a:blip r:embed="rId63"/>
                     <a:stretch>
                       <a:fillRect/>
                     </a:stretch>
@@ -2856,7 +3115,7 @@
           <w:lang w:val="hi_IN" w:bidi="hi_IN"/>
         </w:rPr>
       </w:r>
-      <w:hyperlink r:id="rId59">
+      <w:hyperlink r:id="rId64">
         <w:r>
           <w:rPr>
             <w:lang w:val="hi_IN" w:bidi="hi_IN"/>
@@ -2932,7 +3191,7 @@
         <w:drawing>
           <wp:inline xmlns:a="http://schemas.openxmlformats.org/drawingml/2006/main" xmlns:pic="http://schemas.openxmlformats.org/drawingml/2006/picture">
             <wp:extent cx="6096000" cy="4572000"/>
-            <wp:docPr id="24" name="Picture 24"/>
+            <wp:docPr id="27" name="Picture 27"/>
             <wp:cNvGraphicFramePr>
               <a:graphicFrameLocks noChangeAspect="1"/>
             </wp:cNvGraphicFramePr>
@@ -2944,7 +3203,7 @@
                     <pic:cNvPicPr/>
                   </pic:nvPicPr>
                   <pic:blipFill>
-                    <a:blip r:embed="rId60"/>
+                    <a:blip r:embed="rId65"/>
                     <a:stretch>
                       <a:fillRect/>
                     </a:stretch>
@@ -2970,7 +3229,7 @@
           <w:lang w:val="hi_IN" w:bidi="hi_IN"/>
         </w:rPr>
       </w:r>
-      <w:hyperlink r:id="rId61">
+      <w:hyperlink r:id="rId66">
         <w:r>
           <w:rPr>
             <w:lang w:val="hi_IN" w:bidi="hi_IN"/>
@@ -3046,7 +3305,7 @@
         <w:drawing>
           <wp:inline xmlns:a="http://schemas.openxmlformats.org/drawingml/2006/main" xmlns:pic="http://schemas.openxmlformats.org/drawingml/2006/picture">
             <wp:extent cx="6096000" cy="4590288"/>
-            <wp:docPr id="25" name="Picture 25"/>
+            <wp:docPr id="28" name="Picture 28"/>
             <wp:cNvGraphicFramePr>
               <a:graphicFrameLocks noChangeAspect="1"/>
             </wp:cNvGraphicFramePr>
@@ -3058,7 +3317,7 @@
                     <pic:cNvPicPr/>
                   </pic:nvPicPr>
                   <pic:blipFill>
-                    <a:blip r:embed="rId62"/>
+                    <a:blip r:embed="rId67"/>
                     <a:stretch>
                       <a:fillRect/>
                     </a:stretch>
@@ -3084,7 +3343,7 @@
           <w:lang w:val="hi_IN" w:bidi="hi_IN"/>
         </w:rPr>
       </w:r>
-      <w:hyperlink r:id="rId63">
+      <w:hyperlink r:id="rId68">
         <w:r>
           <w:rPr>
             <w:lang w:val="hi_IN" w:bidi="hi_IN"/>
@@ -3160,7 +3419,7 @@
         <w:drawing>
           <wp:inline xmlns:a="http://schemas.openxmlformats.org/drawingml/2006/main" xmlns:pic="http://schemas.openxmlformats.org/drawingml/2006/picture">
             <wp:extent cx="6096000" cy="11124088"/>
-            <wp:docPr id="26" name="Picture 26"/>
+            <wp:docPr id="29" name="Picture 29"/>
             <wp:cNvGraphicFramePr>
               <a:graphicFrameLocks noChangeAspect="1"/>
             </wp:cNvGraphicFramePr>
@@ -3172,7 +3431,7 @@
                     <pic:cNvPicPr/>
                   </pic:nvPicPr>
                   <pic:blipFill>
-                    <a:blip r:embed="rId64"/>
+                    <a:blip r:embed="rId69"/>
                     <a:stretch>
                       <a:fillRect/>
                     </a:stretch>
@@ -3198,7 +3457,7 @@
           <w:lang w:val="hi_IN" w:bidi="hi_IN"/>
         </w:rPr>
       </w:r>
-      <w:hyperlink r:id="rId65">
+      <w:hyperlink r:id="rId70">
         <w:r>
           <w:rPr>
             <w:lang w:val="hi_IN" w:bidi="hi_IN"/>
@@ -3274,7 +3533,7 @@
         <w:drawing>
           <wp:inline xmlns:a="http://schemas.openxmlformats.org/drawingml/2006/main" xmlns:pic="http://schemas.openxmlformats.org/drawingml/2006/picture">
             <wp:extent cx="6096000" cy="10885714"/>
-            <wp:docPr id="27" name="Picture 27"/>
+            <wp:docPr id="30" name="Picture 30"/>
             <wp:cNvGraphicFramePr>
               <a:graphicFrameLocks noChangeAspect="1"/>
             </wp:cNvGraphicFramePr>
@@ -3286,7 +3545,7 @@
                     <pic:cNvPicPr/>
                   </pic:nvPicPr>
                   <pic:blipFill>
-                    <a:blip r:embed="rId66"/>
+                    <a:blip r:embed="rId71"/>
                     <a:stretch>
                       <a:fillRect/>
                     </a:stretch>
@@ -3312,7 +3571,7 @@
           <w:lang w:val="hi_IN" w:bidi="hi_IN"/>
         </w:rPr>
       </w:r>
-      <w:hyperlink r:id="rId67">
+      <w:hyperlink r:id="rId72">
         <w:r>
           <w:rPr>
             <w:lang w:val="hi_IN" w:bidi="hi_IN"/>
